--- a/Pregrado/Investigacion en ciencia y tecnologia/Clases/Recursos/ACAs/Quiz 3 (4%) - guia del cuestionario.docx
+++ b/Pregrado/Investigacion en ciencia y tecnologia/Clases/Recursos/ACAs/Quiz 3 (4%) - guia del cuestionario.docx
@@ -459,7 +459,7 @@
           <w:color w:val="2B2B2B"/>
           <w:sz w:val="22"/>
         </w:rPr>
-        <w:t>17 de septiembre de 2026</w:t>
+        <w:t>12 de septiembre de 2026</w:t>
       </w:r>
       <w:r>
         <w:rPr>
@@ -468,7 +468,7 @@
           <w:color w:val="2B2B2B"/>
           <w:sz w:val="22"/>
         </w:rPr>
-        <w:t xml:space="preserve"> (jue · día de clase).</w:t>
+        <w:t xml:space="preserve"> (sáb · fecha de cierre institucional; el día de clase del curso es jue).</w:t>
       </w:r>
     </w:p>
     <w:p>
@@ -488,7 +488,7 @@
           <w:color w:val="2B2B2B"/>
           <w:sz w:val="22"/>
         </w:rPr>
-        <w:t xml:space="preserve"> apertura 11/09/2026 – cierre 17/09/2026 · </w:t>
+        <w:t xml:space="preserve"> apertura 11/09/2026 – cierre 12/09/2026 · </w:t>
       </w:r>
       <w:r>
         <w:rPr>
@@ -830,7 +830,7 @@
           <w:color w:val="2B2B2B"/>
           <w:sz w:val="22"/>
         </w:rPr>
-        <w:t xml:space="preserve">Temario trabajado en clase </w:t>
+        <w:t xml:space="preserve">Sesiones </w:t>
       </w:r>
       <w:r>
         <w:rPr>
@@ -839,7 +839,7 @@
           <w:color w:val="2B2B2B"/>
           <w:sz w:val="22"/>
         </w:rPr>
-        <w:t>hasta el cierre</w:t>
+        <w:t>ya dictadas</w:t>
       </w:r>
       <w:r>
         <w:rPr>
@@ -848,7 +848,7 @@
           <w:color w:val="2B2B2B"/>
           <w:sz w:val="22"/>
         </w:rPr>
-        <w:t xml:space="preserve"> (17/09/2026):</w:t>
+        <w:t xml:space="preserve"> cuando cierra este cuestionario (12/09/2026) — eso es lo que entra:</w:t>
       </w:r>
     </w:p>
     <w:p>
@@ -917,7 +917,7 @@
           <w:color w:val="2B2B2B"/>
           <w:sz w:val="22"/>
         </w:rPr>
-        <w:t xml:space="preserve"> (03/09/2026) — Identificación de problemas y pregunta de investigación</w:t>
+        <w:t xml:space="preserve"> (03/09/2026) — Problema y pregunta · bases de datos y gestores de citas</w:t>
       </w:r>
     </w:p>
     <w:p>
@@ -940,30 +940,7 @@
           <w:color w:val="2B2B2B"/>
           <w:sz w:val="22"/>
         </w:rPr>
-        <w:t xml:space="preserve"> (10/09/2026) — Formulación del planteamiento del problema</w:t>
-      </w:r>
-    </w:p>
-    <w:p>
-      <w:pPr>
-        <w:pStyle w:val="ListBullet"/>
-      </w:pPr>
-      <w:r>
-        <w:rPr>
-          <w:rFonts w:ascii="Calibri" w:hAnsi="Calibri"/>
-          <w:b/>
-          <w:color w:val="2B2B2B"/>
-          <w:sz w:val="22"/>
-        </w:rPr>
-        <w:t>Sesión 06</w:t>
-      </w:r>
-      <w:r>
-        <w:rPr>
-          <w:rFonts w:ascii="Calibri" w:hAnsi="Calibri"/>
-          <w:b w:val="0"/>
-          <w:color w:val="2B2B2B"/>
-          <w:sz w:val="22"/>
-        </w:rPr>
-        <w:t xml:space="preserve"> (17/09/2026) — Bases de datos CUN · gestores · marco teórico y revisión (U8+U10–12)</w:t>
+        <w:t xml:space="preserve"> (10/09/2026) — Planteamiento del problema · marco teórico y revisión de literatura</w:t>
       </w:r>
     </w:p>
     <w:p>
@@ -983,7 +960,7 @@
           <w:color w:val="2B2B2B"/>
           <w:sz w:val="22"/>
         </w:rPr>
-        <w:t xml:space="preserve"> (10/09/2026): Sesión 06. Lo anterior sigue siendo base — el curso es acumulativo.</w:t>
+        <w:t xml:space="preserve"> (10/09/2026): Sesión 05. Lo anterior sigue siendo base — el curso es acumulativo.</w:t>
       </w:r>
     </w:p>
     <w:p>
@@ -1521,7 +1498,25 @@
           <w:color w:val="2B2B2B"/>
           <w:sz w:val="22"/>
         </w:rPr>
-        <w:t>Repasa el deck y tus apuntes de cada sesión (</w:t>
+        <w:t xml:space="preserve">Estudia </w:t>
+      </w:r>
+      <w:r>
+        <w:rPr>
+          <w:rFonts w:ascii="Calibri" w:hAnsi="Calibri"/>
+          <w:b/>
+          <w:color w:val="2B2B2B"/>
+          <w:sz w:val="22"/>
+        </w:rPr>
+        <w:t>lo que está en el punto 3, y solo eso</w:t>
+      </w:r>
+      <w:r>
+        <w:rPr>
+          <w:rFonts w:ascii="Calibri" w:hAnsi="Calibri"/>
+          <w:b w:val="0"/>
+          <w:color w:val="2B2B2B"/>
+          <w:sz w:val="22"/>
+        </w:rPr>
+        <w:t>: el alcance del cuestionario son esas sesiones. Ten a mano el deck y tus apuntes de cada una (</w:t>
       </w:r>
       <w:r>
         <w:rPr>
@@ -1548,20 +1543,11 @@
       <w:r>
         <w:rPr>
           <w:rFonts w:ascii="Calibri" w:hAnsi="Calibri"/>
-          <w:b w:val="0"/>
-          <w:color w:val="2B2B2B"/>
-          <w:sz w:val="22"/>
-        </w:rPr>
-        <w:t xml:space="preserve">Ten a mano la </w:t>
-      </w:r>
-      <w:r>
-        <w:rPr>
-          <w:rFonts w:ascii="Calibri" w:hAnsi="Calibri"/>
           <w:b/>
           <w:color w:val="2B2B2B"/>
           <w:sz w:val="22"/>
         </w:rPr>
-        <w:t>lectura autónoma de la Sesión 01</w:t>
+        <w:t>Lectura autónoma de la Sesión 01</w:t>
       </w:r>
       <w:r>
         <w:rPr>
@@ -1570,7 +1556,7 @@
           <w:color w:val="2B2B2B"/>
           <w:sz w:val="22"/>
         </w:rPr>
-        <w:t xml:space="preserve"> (fundamentos del método científico) y lo que el Docente publique en CDigital.</w:t>
+        <w:t xml:space="preserve"> (U1–U2 · fundamentos del método científico y producto final del curso): ten claras las etapas del método y qué es un artículo de nuevo conocimiento. Es la base de todo lo demás.</w:t>
       </w:r>
     </w:p>
     <w:p>
@@ -1580,11 +1566,79 @@
       <w:r>
         <w:rPr>
           <w:rFonts w:ascii="Calibri" w:hAnsi="Calibri"/>
+          <w:b/>
+          <w:color w:val="2B2B2B"/>
+          <w:sz w:val="22"/>
+        </w:rPr>
+        <w:t>Sesión 02 — MinCiencias · 6 líneas de Ingeniería · elección de línea:</w:t>
+      </w:r>
+      <w:r>
+        <w:rPr>
+          <w:rFonts w:ascii="Calibri" w:hAnsi="Calibri"/>
           <w:b w:val="0"/>
           <w:color w:val="2B2B2B"/>
           <w:sz w:val="22"/>
         </w:rPr>
-        <w:t xml:space="preserve">Ten claro cómo distinguir </w:t>
+        <w:t xml:space="preserve"> Ten memorizadas las </w:t>
+      </w:r>
+      <w:r>
+        <w:rPr>
+          <w:rFonts w:ascii="Calibri" w:hAnsi="Calibri"/>
+          <w:b/>
+          <w:color w:val="2B2B2B"/>
+          <w:sz w:val="22"/>
+        </w:rPr>
+        <w:t>6 líneas de Ingeniería</w:t>
+      </w:r>
+      <w:r>
+        <w:rPr>
+          <w:rFonts w:ascii="Calibri" w:hAnsi="Calibri"/>
+          <w:b w:val="0"/>
+          <w:color w:val="2B2B2B"/>
+          <w:sz w:val="22"/>
+        </w:rPr>
+        <w:t xml:space="preserve"> de MinCiencias (IoT, Big Data, IA, cloud/FinTech, aplicaciones, telemática) y ten claro </w:t>
+      </w:r>
+      <w:r>
+        <w:rPr>
+          <w:rFonts w:ascii="Calibri" w:hAnsi="Calibri"/>
+          <w:b/>
+          <w:color w:val="2B2B2B"/>
+          <w:sz w:val="22"/>
+        </w:rPr>
+        <w:t>en cuál</w:t>
+      </w:r>
+      <w:r>
+        <w:rPr>
+          <w:rFonts w:ascii="Calibri" w:hAnsi="Calibri"/>
+          <w:b w:val="0"/>
+          <w:color w:val="2B2B2B"/>
+          <w:sz w:val="22"/>
+        </w:rPr>
+        <w:t xml:space="preserve"> se ubica tu tema y por qué.</w:t>
+      </w:r>
+    </w:p>
+    <w:p>
+      <w:pPr>
+        <w:pStyle w:val="ListBullet"/>
+      </w:pPr>
+      <w:r>
+        <w:rPr>
+          <w:rFonts w:ascii="Calibri" w:hAnsi="Calibri"/>
+          <w:b/>
+          <w:color w:val="2B2B2B"/>
+          <w:sz w:val="22"/>
+        </w:rPr>
+        <w:t>Sesión 03 — Prueba parcial · 1.er avance del artículo:</w:t>
+      </w:r>
+      <w:r>
+        <w:rPr>
+          <w:rFonts w:ascii="Calibri" w:hAnsi="Calibri"/>
+          <w:b w:val="0"/>
+          <w:color w:val="2B2B2B"/>
+          <w:sz w:val="22"/>
+        </w:rPr>
+        <w:t xml:space="preserve"> Distingue </w:t>
       </w:r>
       <w:r>
         <w:rPr>
@@ -1602,7 +1656,7 @@
           <w:color w:val="2B2B2B"/>
           <w:sz w:val="22"/>
         </w:rPr>
-        <w:t xml:space="preserve">, </w:t>
+        <w:t xml:space="preserve"> y </w:t>
       </w:r>
       <w:r>
         <w:rPr>
@@ -1620,7 +1674,25 @@
           <w:color w:val="2B2B2B"/>
           <w:sz w:val="22"/>
         </w:rPr>
-        <w:t xml:space="preserve"> y qué hace confiable una fuente.</w:t>
+        <w:t xml:space="preserve">, y qué hace </w:t>
+      </w:r>
+      <w:r>
+        <w:rPr>
+          <w:rFonts w:ascii="Calibri" w:hAnsi="Calibri"/>
+          <w:b/>
+          <w:color w:val="2B2B2B"/>
+          <w:sz w:val="22"/>
+        </w:rPr>
+        <w:t>confiable</w:t>
+      </w:r>
+      <w:r>
+        <w:rPr>
+          <w:rFonts w:ascii="Calibri" w:hAnsi="Calibri"/>
+          <w:b w:val="0"/>
+          <w:color w:val="2B2B2B"/>
+          <w:sz w:val="22"/>
+        </w:rPr>
+        <w:t xml:space="preserve"> a una fuente: quién la firma, dónde se publicó y de cuándo es.</w:t>
       </w:r>
     </w:p>
     <w:p>
@@ -1630,11 +1702,20 @@
       <w:r>
         <w:rPr>
           <w:rFonts w:ascii="Calibri" w:hAnsi="Calibri"/>
+          <w:b/>
+          <w:color w:val="2B2B2B"/>
+          <w:sz w:val="22"/>
+        </w:rPr>
+        <w:t>Sesión 04 — Problema y pregunta · bases de datos y gestores de citas:</w:t>
+      </w:r>
+      <w:r>
+        <w:rPr>
+          <w:rFonts w:ascii="Calibri" w:hAnsi="Calibri"/>
           <w:b w:val="0"/>
           <w:color w:val="2B2B2B"/>
           <w:sz w:val="22"/>
         </w:rPr>
-        <w:t xml:space="preserve">Repasa las </w:t>
+        <w:t xml:space="preserve"> Son </w:t>
       </w:r>
       <w:r>
         <w:rPr>
@@ -1643,7 +1724,7 @@
           <w:color w:val="2B2B2B"/>
           <w:sz w:val="22"/>
         </w:rPr>
-        <w:t>6 líneas de Ingeniería</w:t>
+        <w:t>dos</w:t>
       </w:r>
       <w:r>
         <w:rPr>
@@ -1652,13 +1733,17 @@
           <w:color w:val="2B2B2B"/>
           <w:sz w:val="22"/>
         </w:rPr>
-        <w:t xml:space="preserve"> de MinCiencias y en cuál se ubica tu tema.</w:t>
+        <w:t xml:space="preserve"> unidades en un encuentro y las dos se preguntan. (a) </w:t>
       </w:r>
-    </w:p>
-    <w:p>
-      <w:pPr>
-        <w:pStyle w:val="ListBullet"/>
-      </w:pPr>
+      <w:r>
+        <w:rPr>
+          <w:rFonts w:ascii="Calibri" w:hAnsi="Calibri"/>
+          <w:b/>
+          <w:color w:val="2B2B2B"/>
+          <w:sz w:val="22"/>
+        </w:rPr>
+        <w:t>Espina de pescado</w:t>
+      </w:r>
       <w:r>
         <w:rPr>
           <w:rFonts w:ascii="Calibri" w:hAnsi="Calibri"/>
@@ -1666,7 +1751,43 @@
           <w:color w:val="2B2B2B"/>
           <w:sz w:val="22"/>
         </w:rPr>
-        <w:t xml:space="preserve">Ten claro con tus palabras: </w:t>
+        <w:t xml:space="preserve">, </w:t>
+      </w:r>
+      <w:r>
+        <w:rPr>
+          <w:rFonts w:ascii="Calibri" w:hAnsi="Calibri"/>
+          <w:b/>
+          <w:color w:val="2B2B2B"/>
+          <w:sz w:val="22"/>
+        </w:rPr>
+        <w:t>árbol de problemas</w:t>
+      </w:r>
+      <w:r>
+        <w:rPr>
+          <w:rFonts w:ascii="Calibri" w:hAnsi="Calibri"/>
+          <w:b w:val="0"/>
+          <w:color w:val="2B2B2B"/>
+          <w:sz w:val="22"/>
+        </w:rPr>
+        <w:t xml:space="preserve"> y </w:t>
+      </w:r>
+      <w:r>
+        <w:rPr>
+          <w:rFonts w:ascii="Calibri" w:hAnsi="Calibri"/>
+          <w:b/>
+          <w:color w:val="2B2B2B"/>
+          <w:sz w:val="22"/>
+        </w:rPr>
+        <w:t>método 3D</w:t>
+      </w:r>
+      <w:r>
+        <w:rPr>
+          <w:rFonts w:ascii="Calibri" w:hAnsi="Calibri"/>
+          <w:b w:val="0"/>
+          <w:color w:val="2B2B2B"/>
+          <w:sz w:val="22"/>
+        </w:rPr>
+        <w:t xml:space="preserve"> para pasar del síntoma a la causa y de la causa a una pregunta viable; ten claro con tus palabras que </w:t>
       </w:r>
       <w:r>
         <w:rPr>
@@ -1684,7 +1805,206 @@
           <w:color w:val="2B2B2B"/>
           <w:sz w:val="22"/>
         </w:rPr>
-        <w:t>, y qué es una pregunta viable.</w:t>
+        <w:t xml:space="preserve">. (b) Búsqueda en </w:t>
+      </w:r>
+      <w:r>
+        <w:rPr>
+          <w:rFonts w:ascii="Calibri" w:hAnsi="Calibri"/>
+          <w:b/>
+          <w:color w:val="2B2B2B"/>
+          <w:sz w:val="22"/>
+        </w:rPr>
+        <w:t>biblioteca CUN, Scholar, SciELO y Redalyc</w:t>
+      </w:r>
+      <w:r>
+        <w:rPr>
+          <w:rFonts w:ascii="Calibri" w:hAnsi="Calibri"/>
+          <w:b w:val="0"/>
+          <w:color w:val="2B2B2B"/>
+          <w:sz w:val="22"/>
+        </w:rPr>
+        <w:t xml:space="preserve"> con </w:t>
+      </w:r>
+      <w:r>
+        <w:rPr>
+          <w:rFonts w:ascii="Calibri" w:hAnsi="Calibri"/>
+          <w:b/>
+          <w:color w:val="2B2B2B"/>
+          <w:sz w:val="22"/>
+        </w:rPr>
+        <w:t>operadores</w:t>
+      </w:r>
+      <w:r>
+        <w:rPr>
+          <w:rFonts w:ascii="Calibri" w:hAnsi="Calibri"/>
+          <w:b w:val="0"/>
+          <w:color w:val="2B2B2B"/>
+          <w:sz w:val="22"/>
+        </w:rPr>
+        <w:t xml:space="preserve"> (comillas, AND/OR, filtro por año), para qué sirve un gestor de citas (</w:t>
+      </w:r>
+      <w:r>
+        <w:rPr>
+          <w:rFonts w:ascii="Calibri" w:hAnsi="Calibri"/>
+          <w:b/>
+          <w:color w:val="2B2B2B"/>
+          <w:sz w:val="22"/>
+        </w:rPr>
+        <w:t>ZoteroBib</w:t>
+      </w:r>
+      <w:r>
+        <w:rPr>
+          <w:rFonts w:ascii="Calibri" w:hAnsi="Calibri"/>
+          <w:b w:val="0"/>
+          <w:color w:val="2B2B2B"/>
+          <w:sz w:val="22"/>
+        </w:rPr>
+        <w:t xml:space="preserve">) y cómo se cita en </w:t>
+      </w:r>
+      <w:r>
+        <w:rPr>
+          <w:rFonts w:ascii="Calibri" w:hAnsi="Calibri"/>
+          <w:b/>
+          <w:color w:val="2B2B2B"/>
+          <w:sz w:val="22"/>
+        </w:rPr>
+        <w:t>APA 7</w:t>
+      </w:r>
+      <w:r>
+        <w:rPr>
+          <w:rFonts w:ascii="Calibri" w:hAnsi="Calibri"/>
+          <w:b w:val="0"/>
+          <w:color w:val="2B2B2B"/>
+          <w:sz w:val="22"/>
+        </w:rPr>
+        <w:t>: cita en texto frente a referencia final.</w:t>
+      </w:r>
+    </w:p>
+    <w:p>
+      <w:pPr>
+        <w:pStyle w:val="ListBullet"/>
+      </w:pPr>
+      <w:r>
+        <w:rPr>
+          <w:rFonts w:ascii="Calibri" w:hAnsi="Calibri"/>
+          <w:b/>
+          <w:color w:val="2B2B2B"/>
+          <w:sz w:val="22"/>
+        </w:rPr>
+        <w:t>Sesión 05 — Planteamiento del problema · marco teórico y revisión de literatura:</w:t>
+      </w:r>
+      <w:r>
+        <w:rPr>
+          <w:rFonts w:ascii="Calibri" w:hAnsi="Calibri"/>
+          <w:b w:val="0"/>
+          <w:color w:val="2B2B2B"/>
+          <w:sz w:val="22"/>
+        </w:rPr>
+        <w:t xml:space="preserve"> También son dos unidades en un encuentro. (a) Reconoce las partes de un </w:t>
+      </w:r>
+      <w:r>
+        <w:rPr>
+          <w:rFonts w:ascii="Calibri" w:hAnsi="Calibri"/>
+          <w:b/>
+          <w:color w:val="2B2B2B"/>
+          <w:sz w:val="22"/>
+        </w:rPr>
+        <w:t>planteamiento del problema</w:t>
+      </w:r>
+      <w:r>
+        <w:rPr>
+          <w:rFonts w:ascii="Calibri" w:hAnsi="Calibri"/>
+          <w:b w:val="0"/>
+          <w:color w:val="2B2B2B"/>
+          <w:sz w:val="22"/>
+        </w:rPr>
+        <w:t xml:space="preserve"> —estado actual, evidencias, causas y el vacío que justifica la pregunta— y en qué orden van: con datos, no con opiniones. (b) Ten claro qué es un </w:t>
+      </w:r>
+      <w:r>
+        <w:rPr>
+          <w:rFonts w:ascii="Calibri" w:hAnsi="Calibri"/>
+          <w:b/>
+          <w:color w:val="2B2B2B"/>
+          <w:sz w:val="22"/>
+        </w:rPr>
+        <w:t>constructo</w:t>
+      </w:r>
+      <w:r>
+        <w:rPr>
+          <w:rFonts w:ascii="Calibri" w:hAnsi="Calibri"/>
+          <w:b w:val="0"/>
+          <w:color w:val="2B2B2B"/>
+          <w:sz w:val="22"/>
+        </w:rPr>
+        <w:t xml:space="preserve">, para qué sirve una </w:t>
+      </w:r>
+      <w:r>
+        <w:rPr>
+          <w:rFonts w:ascii="Calibri" w:hAnsi="Calibri"/>
+          <w:b/>
+          <w:color w:val="2B2B2B"/>
+          <w:sz w:val="22"/>
+        </w:rPr>
+        <w:t>ficha de lectura</w:t>
+      </w:r>
+      <w:r>
+        <w:rPr>
+          <w:rFonts w:ascii="Calibri" w:hAnsi="Calibri"/>
+          <w:b w:val="0"/>
+          <w:color w:val="2B2B2B"/>
+          <w:sz w:val="22"/>
+        </w:rPr>
+        <w:t xml:space="preserve"> y qué separa una </w:t>
+      </w:r>
+      <w:r>
+        <w:rPr>
+          <w:rFonts w:ascii="Calibri" w:hAnsi="Calibri"/>
+          <w:b/>
+          <w:color w:val="2B2B2B"/>
+          <w:sz w:val="22"/>
+        </w:rPr>
+        <w:t>revisión de literatura</w:t>
+      </w:r>
+      <w:r>
+        <w:rPr>
+          <w:rFonts w:ascii="Calibri" w:hAnsi="Calibri"/>
+          <w:b w:val="0"/>
+          <w:color w:val="2B2B2B"/>
+          <w:sz w:val="22"/>
+        </w:rPr>
+        <w:t xml:space="preserve"> articulada de una lista de resúmenes.</w:t>
+      </w:r>
+    </w:p>
+    <w:p>
+      <w:pPr>
+        <w:pStyle w:val="ListBullet"/>
+      </w:pPr>
+      <w:r>
+        <w:rPr>
+          <w:rFonts w:ascii="Calibri" w:hAnsi="Calibri"/>
+          <w:b w:val="0"/>
+          <w:color w:val="2B2B2B"/>
+          <w:sz w:val="22"/>
+        </w:rPr>
+        <w:t xml:space="preserve">Ten fresca </w:t>
+      </w:r>
+      <w:r>
+        <w:rPr>
+          <w:rFonts w:ascii="Calibri" w:hAnsi="Calibri"/>
+          <w:b/>
+          <w:color w:val="2B2B2B"/>
+          <w:sz w:val="22"/>
+        </w:rPr>
+        <w:t>tu propia línea y tu propio tema</w:t>
+      </w:r>
+      <w:r>
+        <w:rPr>
+          <w:rFonts w:ascii="Calibri" w:hAnsi="Calibri"/>
+          <w:b w:val="0"/>
+          <w:color w:val="2B2B2B"/>
+          <w:sz w:val="22"/>
+        </w:rPr>
+        <w:t>: varios ítems se responden mejor pensando en tu caso.</w:t>
       </w:r>
     </w:p>
     <w:p>
@@ -2723,7 +3043,7 @@
                 <w:color w:val="2B2B2B"/>
                 <w:sz w:val="20"/>
               </w:rPr>
-              <w:t>17/09/2026</w:t>
+              <w:t>12/09/2026</w:t>
             </w:r>
           </w:p>
         </w:tc>
@@ -2992,7 +3312,115 @@
           <w:color w:val="2B2B2B"/>
           <w:sz w:val="22"/>
         </w:rPr>
-        <w:t xml:space="preserve">Cierra el día de la </w:t>
+        <w:t xml:space="preserve">Cierra el </w:t>
+      </w:r>
+      <w:r>
+        <w:rPr>
+          <w:rFonts w:ascii="Calibri" w:hAnsi="Calibri"/>
+          <w:b/>
+          <w:color w:val="2B2B2B"/>
+          <w:sz w:val="22"/>
+        </w:rPr>
+        <w:t>12/09/2026</w:t>
+      </w:r>
+      <w:r>
+        <w:rPr>
+          <w:rFonts w:ascii="Calibri" w:hAnsi="Calibri"/>
+          <w:b w:val="0"/>
+          <w:color w:val="2B2B2B"/>
+          <w:sz w:val="22"/>
+        </w:rPr>
+        <w:t xml:space="preserve">, que </w:t>
+      </w:r>
+      <w:r>
+        <w:rPr>
+          <w:rFonts w:ascii="Calibri" w:hAnsi="Calibri"/>
+          <w:b/>
+          <w:color w:val="2B2B2B"/>
+          <w:sz w:val="22"/>
+        </w:rPr>
+        <w:t>no</w:t>
+      </w:r>
+      <w:r>
+        <w:rPr>
+          <w:rFonts w:ascii="Calibri" w:hAnsi="Calibri"/>
+          <w:b w:val="0"/>
+          <w:color w:val="2B2B2B"/>
+          <w:sz w:val="22"/>
+        </w:rPr>
+        <w:t xml:space="preserve"> es día de clase: llega hasta la </w:t>
+      </w:r>
+      <w:r>
+        <w:rPr>
+          <w:rFonts w:ascii="Calibri" w:hAnsi="Calibri"/>
+          <w:b/>
+          <w:color w:val="2B2B2B"/>
+          <w:sz w:val="22"/>
+        </w:rPr>
+        <w:t>Sesión 05</w:t>
+      </w:r>
+      <w:r>
+        <w:rPr>
+          <w:rFonts w:ascii="Calibri" w:hAnsi="Calibri"/>
+          <w:b w:val="0"/>
+          <w:color w:val="2B2B2B"/>
+          <w:sz w:val="22"/>
+        </w:rPr>
+        <w:t xml:space="preserve"> (Planteamiento del problema · marco teórico y revisión de literatura). Es el último cuestionario del curso y su ventana cierra </w:t>
+      </w:r>
+      <w:r>
+        <w:rPr>
+          <w:rFonts w:ascii="Calibri" w:hAnsi="Calibri"/>
+          <w:b/>
+          <w:color w:val="2B2B2B"/>
+          <w:sz w:val="22"/>
+        </w:rPr>
+        <w:t>el mismo día</w:t>
+      </w:r>
+      <w:r>
+        <w:rPr>
+          <w:rFonts w:ascii="Calibri" w:hAnsi="Calibri"/>
+          <w:b w:val="0"/>
+          <w:color w:val="2B2B2B"/>
+          <w:sz w:val="22"/>
+        </w:rPr>
+        <w:t xml:space="preserve"> en que se recibe la </w:t>
+      </w:r>
+      <w:r>
+        <w:rPr>
+          <w:rFonts w:ascii="Calibri" w:hAnsi="Calibri"/>
+          <w:b/>
+          <w:color w:val="2B2B2B"/>
+          <w:sz w:val="22"/>
+        </w:rPr>
+        <w:t>ACA Final</w:t>
+      </w:r>
+      <w:r>
+        <w:rPr>
+          <w:rFonts w:ascii="Calibri" w:hAnsi="Calibri"/>
+          <w:b w:val="0"/>
+          <w:color w:val="2B2B2B"/>
+          <w:sz w:val="22"/>
+        </w:rPr>
+        <w:t xml:space="preserve">, así que todo lo que entra ya se dictó: con el temario adelantado, las bases de datos, los gestores de citas y el marco teórico </w:t>
+      </w:r>
+      <w:r>
+        <w:rPr>
+          <w:rFonts w:ascii="Calibri" w:hAnsi="Calibri"/>
+          <w:b/>
+          <w:color w:val="2B2B2B"/>
+          <w:sz w:val="22"/>
+        </w:rPr>
+        <w:t>sí</w:t>
+      </w:r>
+      <w:r>
+        <w:rPr>
+          <w:rFonts w:ascii="Calibri" w:hAnsi="Calibri"/>
+          <w:b w:val="0"/>
+          <w:color w:val="2B2B2B"/>
+          <w:sz w:val="22"/>
+        </w:rPr>
+        <w:t xml:space="preserve"> son materia de este quiz. La </w:t>
       </w:r>
       <w:r>
         <w:rPr>
@@ -3010,7 +3438,43 @@
           <w:color w:val="2B2B2B"/>
           <w:sz w:val="22"/>
         </w:rPr>
-        <w:t xml:space="preserve"> (bases de datos CUN · gestores de citas · marco teórico y revisión, U8+U10–12): es el último cuestionario del curso.</w:t>
+        <w:t xml:space="preserve"> (17/09/2026 · Socialización del artículo y cierre del curso) queda </w:t>
+      </w:r>
+      <w:r>
+        <w:rPr>
+          <w:rFonts w:ascii="Calibri" w:hAnsi="Calibri"/>
+          <w:b/>
+          <w:color w:val="2B2B2B"/>
+          <w:sz w:val="22"/>
+        </w:rPr>
+        <w:t>después</w:t>
+      </w:r>
+      <w:r>
+        <w:rPr>
+          <w:rFonts w:ascii="Calibri" w:hAnsi="Calibri"/>
+          <w:b w:val="0"/>
+          <w:color w:val="2B2B2B"/>
+          <w:sz w:val="22"/>
+        </w:rPr>
+        <w:t xml:space="preserve"> de este cierre y </w:t>
+      </w:r>
+      <w:r>
+        <w:rPr>
+          <w:rFonts w:ascii="Calibri" w:hAnsi="Calibri"/>
+          <w:b/>
+          <w:color w:val="2B2B2B"/>
+          <w:sz w:val="22"/>
+        </w:rPr>
+        <w:t>no</w:t>
+      </w:r>
+      <w:r>
+        <w:rPr>
+          <w:rFonts w:ascii="Calibri" w:hAnsi="Calibri"/>
+          <w:b w:val="0"/>
+          <w:color w:val="2B2B2B"/>
+          <w:sz w:val="22"/>
+        </w:rPr>
+        <w:t xml:space="preserve"> es requisito de este cuestionario: cierra el curso sin evaluación nueva.</w:t>
       </w:r>
     </w:p>
     <w:p>

--- a/Pregrado/Investigacion en ciencia y tecnologia/Clases/Recursos/ACAs/Quiz 3 (4%) - guia del cuestionario.docx
+++ b/Pregrado/Investigacion en ciencia y tecnologia/Clases/Recursos/ACAs/Quiz 3 (4%) - guia del cuestionario.docx
@@ -468,7 +468,7 @@
           <w:color w:val="2B2B2B"/>
           <w:sz w:val="22"/>
         </w:rPr>
-        <w:t xml:space="preserve"> (sáb · fecha de cierre institucional; el día de clase del curso es jue).</w:t>
+        <w:t xml:space="preserve"> (sáb · fecha de recepción de trabajos; el día de clase del curso es jue).</w:t>
       </w:r>
     </w:p>
     <w:p>
